--- a/public/templates/indie-fiction-starter.docx
+++ b/public/templates/indie-fiction-starter.docx
@@ -1,69 +1,179 @@
 
 <file path=word/document.xml><?xml version="1.0" encoding="utf-8"?>
-<w:document xmlns:w="http://schemas.openxmlformats.org/wordprocessingml/2006/main">
+<w:document xmlns:w="http://schemas.openxmlformats.org/wordprocessingml/2006/main" xmlns:r="http://schemas.openxmlformats.org/officeDocument/2006/relationships">
   <w:body>
     <w:p>
       <w:pPr>
         <w:pStyle w:val="Title"/>
-      </w:pPr>
-      <w:r>
+        <w:jc w:val="center"/>
+        <w:spacing w:before="360" w:after="120"/>
+      </w:pPr>
+      <w:r>
+        <w:rPr>
+          <w:rFonts w:ascii="Georgia" w:hAnsi="Georgia"/>
+          <w:b/>
+          <w:sz w:val="42"/>
+          <w:color w:val="1B1330"/>
+        </w:rPr>
         <w:t>[Book Title]</w:t>
       </w:r>
     </w:p>
     <w:p>
       <w:pPr>
         <w:pStyle w:val="Subtitle"/>
-      </w:pPr>
-      <w:r>
+        <w:jc w:val="center"/>
+        <w:spacing w:after="420"/>
+      </w:pPr>
+      <w:r>
+        <w:rPr>
+          <w:rFonts w:ascii="Arial" w:hAnsi="Arial"/>
+          <w:sz w:val="20"/>
+          <w:color w:val="5F557E"/>
+        </w:rPr>
         <w:t>[Author Name]</w:t>
       </w:r>
     </w:p>
     <w:p>
       <w:pPr>
         <w:pStyle w:val="Heading1"/>
-      </w:pPr>
-      <w:r>
+        <w:jc w:val="center"/>
+        <w:spacing w:before="520" w:after="380"/>
+      </w:pPr>
+      <w:r>
+        <w:rPr>
+          <w:rFonts w:ascii="Georgia" w:hAnsi="Georgia"/>
+          <w:b/>
+          <w:sz w:val="32"/>
+          <w:color w:val="1B1330"/>
+        </w:rPr>
         <w:t>Chapter One</w:t>
       </w:r>
     </w:p>
     <w:p>
-      <w:pPr/>
-      <w:r>
-        <w:t>Replace this opening with your first scene. Start close to a moment of tension, desire, or change. Give the reader a clear sense of place, voice, and what is about to shift.</w:t>
-      </w:r>
-    </w:p>
-    <w:p>
-      <w:pPr/>
-      <w:r>
+      <w:pPr>
+        <w:pStyle w:val="Instruction"/>
+        <w:spacing w:before="160" w:after="260" w:line="300" w:lineRule="auto"/>
+        <w:ind w:left="360" w:right="360"/>
+      </w:pPr>
+      <w:r>
+        <w:rPr>
+          <w:rFonts w:ascii="Arial" w:hAnsi="Arial"/>
+          <w:i/>
+          <w:sz w:val="19"/>
+          <w:color w:val="5F557E"/>
+        </w:rPr>
+        <w:t>Replace this instruction before upload. Start close to a moment of tension, desire, or change. Use Heading 1 only for real chapter titles.</w:t>
+      </w:r>
+    </w:p>
+    <w:p>
+      <w:pPr>
+        <w:pStyle w:val="FirstParagraph"/>
+        <w:spacing w:after="160" w:line="340" w:lineRule="auto"/>
+      </w:pPr>
+      <w:r>
+        <w:rPr>
+          <w:rFonts w:ascii="Georgia" w:hAnsi="Georgia"/>
+          <w:sz w:val="23"/>
+          <w:color w:val="1B1330"/>
+        </w:rPr>
         <w:t>The first thing that strikes you about the house on Meridian Street is not its size, though it is substantial, nor its age, though it predates the neighbourhood by nearly forty years. What strikes you is the silence it keeps.</w:t>
       </w:r>
     </w:p>
     <w:p>
-      <w:pPr/>
-      <w:r>
+      <w:pPr>
+        <w:pStyle w:val="BodyText"/>
+        <w:spacing w:after="160" w:line="340" w:lineRule="auto"/>
+        <w:ind w:firstLine="260"/>
+      </w:pPr>
+      <w:r>
+        <w:rPr>
+          <w:rFonts w:ascii="Georgia" w:hAnsi="Georgia"/>
+          <w:sz w:val="23"/>
+          <w:color w:val="1B1330"/>
+        </w:rPr>
         <w:t>Inside, the rooms carry the particular coolness of places that have always held more than furniture. There is a study where the bookshelves reach the ceiling, where late afternoon light falls in slats through wooden blinds, where the smell of old paper is so familiar it no longer registers as a smell but as something closer to memory.</w:t>
       </w:r>
     </w:p>
     <w:p>
       <w:pPr>
-        <w:pStyle w:val="SectionLabel"/>
-      </w:pPr>
-      <w:r>
-        <w:t>Scene break</w:t>
-      </w:r>
-    </w:p>
-    <w:p>
-      <w:pPr/>
-      <w:r>
-        <w:t>Begin the next beat after the break. Use this space to move time, location, or emotional focus without adding unnecessary explanation.</w:t>
+        <w:pStyle w:val="SceneBreak"/>
+        <w:jc w:val="center"/>
+        <w:spacing w:before="220" w:after="220"/>
+      </w:pPr>
+      <w:r>
+        <w:rPr>
+          <w:rFonts w:ascii="Georgia" w:hAnsi="Georgia"/>
+          <w:sz w:val="20"/>
+          <w:color w:val="441CB2"/>
+        </w:rPr>
+        <w:t>* * *</w:t>
+      </w:r>
+    </w:p>
+    <w:p>
+      <w:pPr>
+        <w:pStyle w:val="BodyText"/>
+        <w:spacing w:after="160" w:line="340" w:lineRule="auto"/>
+        <w:ind w:firstLine="260"/>
+      </w:pPr>
+      <w:r>
+        <w:rPr>
+          <w:rFonts w:ascii="Georgia" w:hAnsi="Georgia"/>
+          <w:sz w:val="23"/>
+          <w:color w:val="1B1330"/>
+        </w:rPr>
+        <w:t>Begin the next beat after the scene break. Use this space to move time, location, or emotional focus without adding unnecessary explanation.</w:t>
       </w:r>
     </w:p>
     <w:sectPr>
+      <w:headerReference w:type="default" r:id="rIdHeader"/>
+      <w:footerReference w:type="default" r:id="rIdFooter"/>
       <w:pgSz w:w="8640" w:h="12960"/>
       <w:pgMar w:top="1080" w:right="1080" w:bottom="1080" w:left="1080" w:header="720" w:footer="720" w:gutter="0"/>
     </w:sectPr>
   </w:body>
 </w:document>
+</file>
+
+<file path=word/footer1.xml><?xml version="1.0" encoding="utf-8"?>
+<w:ftr xmlns:w="http://schemas.openxmlformats.org/wordprocessingml/2006/main">
+  <w:p>
+    <w:pPr>
+      <w:jc w:val="center"/>
+      <w:pBdr>
+        <w:top w:val="single" w:sz="4" w:space="1" w:color="D9D1F3"/>
+      </w:pBdr>
+    </w:pPr>
+    <w:r>
+      <w:rPr>
+        <w:rFonts w:ascii="Arial" w:hAnsi="Arial"/>
+        <w:sz w:val="16"/>
+        <w:color w:val="8E83A8"/>
+      </w:rPr>
+      <w:t>Starter template only - replace or remove this footer before publishing.</w:t>
+    </w:r>
+  </w:p>
+</w:ftr>
+</file>
+
+<file path=word/header1.xml><?xml version="1.0" encoding="utf-8"?>
+<w:hdr xmlns:w="http://schemas.openxmlformats.org/wordprocessingml/2006/main">
+  <w:p>
+    <w:pPr>
+      <w:jc w:val="center"/>
+      <w:pBdr>
+        <w:bottom w:val="single" w:sz="4" w:space="1" w:color="D9D1F3"/>
+      </w:pBdr>
+    </w:pPr>
+    <w:r>
+      <w:rPr>
+        <w:rFonts w:ascii="Arial" w:hAnsi="Arial"/>
+        <w:sz w:val="16"/>
+        <w:color w:val="8E83A8"/>
+      </w:rPr>
+      <w:t>Indie Converters sample template - Fiction Starter</w:t>
+    </w:r>
+  </w:p>
+</w:hdr>
 </file>
 
 <file path=word/styles.xml><?xml version="1.0" encoding="utf-8"?>
@@ -72,13 +182,13 @@
     <w:rPrDefault>
       <w:rPr>
         <w:rFonts w:ascii="Georgia" w:hAnsi="Georgia"/>
-        <w:sz w:val="24"/>
+        <w:sz w:val="23"/>
         <w:color w:val="1B1330"/>
       </w:rPr>
     </w:rPrDefault>
     <w:pPrDefault>
       <w:pPr>
-        <w:spacing w:after="180" w:line="360" w:lineRule="auto"/>
+        <w:spacing w:after="160" w:line="340" w:lineRule="auto"/>
       </w:pPr>
     </w:pPrDefault>
   </w:docDefaults>
@@ -86,11 +196,11 @@
     <w:name w:val="Normal"/>
     <w:qFormat/>
     <w:pPr>
-      <w:spacing w:after="180" w:line="360" w:lineRule="auto"/>
-    </w:pPr>
-    <w:rPr>
-      <w:rFonts w:ascii="Georgia" w:hAnsi="Georgia"/>
-      <w:sz w:val="24"/>
+      <w:spacing w:after="160" w:line="340" w:lineRule="auto"/>
+    </w:pPr>
+    <w:rPr>
+      <w:rFonts w:ascii="Georgia" w:hAnsi="Georgia"/>
+      <w:sz w:val="23"/>
     </w:rPr>
   </w:style>
   <w:style w:type="paragraph" w:styleId="Title">
@@ -98,12 +208,12 @@
     <w:qFormat/>
     <w:pPr>
       <w:jc w:val="center"/>
-      <w:spacing w:before="240" w:after="120"/>
+      <w:spacing w:before="360" w:after="120"/>
     </w:pPr>
     <w:rPr>
       <w:rFonts w:ascii="Georgia" w:hAnsi="Georgia"/>
       <w:b/>
-      <w:sz w:val="40"/>
+      <w:sz w:val="42"/>
       <w:color w:val="1B1330"/>
     </w:rPr>
   </w:style>
@@ -112,7 +222,7 @@
     <w:qFormat/>
     <w:pPr>
       <w:jc w:val="center"/>
-      <w:spacing w:after="360"/>
+      <w:spacing w:after="420"/>
     </w:pPr>
     <w:rPr>
       <w:rFonts w:ascii="Arial" w:hAnsi="Arial"/>
@@ -125,7 +235,7 @@
     <w:qFormat/>
     <w:pPr>
       <w:jc w:val="center"/>
-      <w:spacing w:before="420" w:after="360"/>
+      <w:spacing w:before="520" w:after="380"/>
     </w:pPr>
     <w:rPr>
       <w:rFonts w:ascii="Georgia" w:hAnsi="Georgia"/>
@@ -134,19 +244,117 @@
       <w:color w:val="1B1330"/>
     </w:rPr>
   </w:style>
-  <w:style w:type="paragraph" w:styleId="SectionLabel">
-    <w:name w:val="Section Label"/>
-    <w:qFormat/>
-    <w:pPr>
-      <w:jc w:val="center"/>
-      <w:spacing w:before="240" w:after="180"/>
+  <w:style w:type="paragraph" w:styleId="Instruction">
+    <w:name w:val="Instruction"/>
+    <w:qFormat/>
+    <w:pPr>
+      <w:spacing w:before="160" w:after="260" w:line="300" w:lineRule="auto"/>
+      <w:ind w:left="360" w:right="360"/>
+    </w:pPr>
+    <w:rPr>
+      <w:rFonts w:ascii="Arial" w:hAnsi="Arial"/>
+      <w:i/>
+      <w:sz w:val="19"/>
+      <w:color w:val="5F557E"/>
+    </w:rPr>
+  </w:style>
+  <w:style w:type="paragraph" w:styleId="FirstParagraph">
+    <w:name w:val="First Paragraph"/>
+    <w:qFormat/>
+    <w:pPr>
+      <w:spacing w:after="160" w:line="340" w:lineRule="auto"/>
+    </w:pPr>
+    <w:rPr>
+      <w:rFonts w:ascii="Georgia" w:hAnsi="Georgia"/>
+      <w:sz w:val="23"/>
+    </w:rPr>
+  </w:style>
+  <w:style w:type="paragraph" w:styleId="BodyText">
+    <w:name w:val="Book Body Text"/>
+    <w:qFormat/>
+    <w:pPr>
+      <w:spacing w:after="160" w:line="340" w:lineRule="auto"/>
+      <w:ind w:firstLine="260"/>
+    </w:pPr>
+    <w:rPr>
+      <w:rFonts w:ascii="Georgia" w:hAnsi="Georgia"/>
+      <w:sz w:val="23"/>
+    </w:rPr>
+  </w:style>
+  <w:style w:type="paragraph" w:styleId="Subheading">
+    <w:name w:val="Subheading"/>
+    <w:qFormat/>
+    <w:pPr>
+      <w:spacing w:before="240" w:after="120"/>
     </w:pPr>
     <w:rPr>
       <w:rFonts w:ascii="Arial" w:hAnsi="Arial"/>
       <w:b/>
       <w:smallCaps/>
-      <w:sz w:val="18"/>
+      <w:sz w:val="19"/>
       <w:color w:val="441CB2"/>
+    </w:rPr>
+  </w:style>
+  <w:style w:type="paragraph" w:styleId="SceneBreak">
+    <w:name w:val="Scene Break"/>
+    <w:qFormat/>
+    <w:pPr>
+      <w:jc w:val="center"/>
+      <w:spacing w:before="220" w:after="220"/>
+    </w:pPr>
+    <w:rPr>
+      <w:rFonts w:ascii="Georgia" w:hAnsi="Georgia"/>
+      <w:sz w:val="20"/>
+      <w:color w:val="441CB2"/>
+    </w:rPr>
+  </w:style>
+  <w:style w:type="paragraph" w:styleId="BlockQuote">
+    <w:name w:val="Block Quote"/>
+    <w:qFormat/>
+    <w:pPr>
+      <w:spacing w:before="220" w:after="220" w:line="320" w:lineRule="auto"/>
+      <w:ind w:left="540" w:right="540"/>
+    </w:pPr>
+    <w:rPr>
+      <w:rFonts w:ascii="Georgia" w:hAnsi="Georgia"/>
+      <w:i/>
+      <w:sz w:val="22"/>
+      <w:color w:val="3F375A"/>
+    </w:rPr>
+  </w:style>
+  <w:style w:type="paragraph" w:styleId="CenteredText">
+    <w:name w:val="Centered Text"/>
+    <w:qFormat/>
+    <w:pPr>
+      <w:jc w:val="center"/>
+      <w:spacing w:after="180"/>
+    </w:pPr>
+    <w:rPr>
+      <w:rFonts w:ascii="Georgia" w:hAnsi="Georgia"/>
+      <w:sz w:val="23"/>
+    </w:rPr>
+  </w:style>
+  <w:style w:type="paragraph" w:styleId="PoemTitle">
+    <w:name w:val="Poem Title"/>
+    <w:qFormat/>
+    <w:pPr>
+      <w:spacing w:before="240" w:after="200"/>
+    </w:pPr>
+    <w:rPr>
+      <w:rFonts w:ascii="Georgia" w:hAnsi="Georgia"/>
+      <w:b/>
+      <w:sz w:val="26"/>
+    </w:rPr>
+  </w:style>
+  <w:style w:type="paragraph" w:styleId="PoemLine">
+    <w:name w:val="Poem Line"/>
+    <w:qFormat/>
+    <w:pPr>
+      <w:spacing w:after="60" w:line="300" w:lineRule="auto"/>
+    </w:pPr>
+    <w:rPr>
+      <w:rFonts w:ascii="Georgia" w:hAnsi="Georgia"/>
+      <w:sz w:val="23"/>
     </w:rPr>
   </w:style>
 </w:styles>
